--- a/Articles/2026/3_DaVinci_Tips_and_Tricks/8_How_to_Copy_and_Paste_Keyframes_in_DaVinci_Resolve_on_Edit_Page/Write Up.docx
+++ b/Articles/2026/3_DaVinci_Tips_and_Tricks/8_How_to_Copy_and_Paste_Keyframes_in_DaVinci_Resolve_on_Edit_Page/Write Up.docx
@@ -8,6 +8,28 @@
       </w:pPr>
       <w:r>
         <w:t>Write Up</w:t>
+      </w:r>
+    </w:p>
+    <w:p>
+      <w:r>
+        <w:t>Ready to make your animations smoother and your workflow faster? This week we’re learning how to copy and paste keyframes in the Edit page — using simple images to keep everything visible and beginner</w:t>
+      </w:r>
+      <w:r>
+        <w:noBreakHyphen/>
+        <w:t>friendly. If you’ve ever wished you could duplicate an animation without redoing the work, this one’s for you.</w:t>
+      </w:r>
+    </w:p>
+    <w:p>
+      <w:r>
+        <w:t>So, if you are in need of duplicated some fantastic animation that you already perfected, why don’t you join us for our brand-new tutorial this week entitled:</w:t>
+      </w:r>
+    </w:p>
+    <w:p>
+      <w:pPr>
+        <w:pStyle w:val="Heading1"/>
+      </w:pPr>
+      <w:r>
+        <w:t>8 How to Copy and Paste Keyframes in DaVinci Resolve on Edit Page</w:t>
       </w:r>
     </w:p>
     <w:p/>
